--- a/rhetoriq-app/server/templates/workshop/RhetorIQ_Workshop_Erfassungsbogen.docx
+++ b/rhetoriq-app/server/templates/workshop/RhetorIQ_Workshop_Erfassungsbogen.docx
@@ -725,6 +725,588 @@
       </w:pPr>
       <w:r>
         <w:t xml:space="preserve"/>
+      </w:r>
+    </w:p>
+    <w:p>
+      <w:pPr>
+        <w:pStyle w:val="Heading2"/>
+      </w:pPr>
+      <w:r>
+        <w:t xml:space="preserve">B6 — Schreibweise und Stilmittel (Übung 9)</w:t>
+      </w:r>
+    </w:p>
+    <w:p>
+      <w:pPr>
+        <w:spacing w:after="140"/>
+      </w:pPr>
+      <w:r>
+        <w:t xml:space="preserve">Jede Frage mit einem Beispiel aus den echten Texten beantworten. Die Antworten gelten für die ganze Zusammenarbeit und werden in der Brand Voice festgehalten.</w:t>
+      </w:r>
+    </w:p>
+    <w:p>
+      <w:pPr>
+        <w:spacing w:after="40" w:before="100"/>
+      </w:pPr>
+      <w:r>
+        <w:rPr>
+          <w:b/>
+          <w:bCs/>
+        </w:rPr>
+        <w:t xml:space="preserve">Anrede</w:t>
+      </w:r>
+    </w:p>
+    <w:p>
+      <w:pPr>
+        <w:spacing w:after="60"/>
+      </w:pPr>
+      <w:r>
+        <w:rPr>
+          <w:color w:val="5F6B63"/>
+          <w:sz w:val="19"/>
+          <w:szCs w:val="19"/>
+        </w:rPr>
+        <w:t xml:space="preserve">Sie, du oder je nach Textart gemischt? Wer wird wie angesprochen: Kundschaft, Mitarbeitende, Medien, Partner?</w:t>
+      </w:r>
+    </w:p>
+    <w:p>
+      <w:pPr>
+        <w:pBdr>
+          <w:bottom w:val="single" w:color="D1D5D3" w:sz="2"/>
+        </w:pBdr>
+        <w:spacing w:after="120"/>
+      </w:pPr>
+      <w:r>
+        <w:t xml:space="preserve"/>
+      </w:r>
+    </w:p>
+    <w:p>
+      <w:pPr>
+        <w:pBdr>
+          <w:bottom w:val="single" w:color="D1D5D3" w:sz="2"/>
+        </w:pBdr>
+        <w:spacing w:after="120"/>
+      </w:pPr>
+      <w:r>
+        <w:t xml:space="preserve"/>
+      </w:r>
+    </w:p>
+    <w:p>
+      <w:pPr>
+        <w:spacing w:after="40" w:before="100"/>
+      </w:pPr>
+      <w:r>
+        <w:rPr>
+          <w:b/>
+          <w:bCs/>
+        </w:rPr>
+        <w:t xml:space="preserve">Gegenüberstellungen</w:t>
+      </w:r>
+    </w:p>
+    <w:p>
+      <w:pPr>
+        <w:spacing w:after="60"/>
+      </w:pPr>
+      <w:r>
+        <w:rPr>
+          <w:color w:val="5F6B63"/>
+          <w:sz w:val="19"/>
+          <w:szCs w:val="19"/>
+        </w:rPr>
+        <w:t xml:space="preserve">Schreibt die Marke bewusst mit «nicht X, sondern Y»? Ein Beispiel aus den eigenen Texten zeigen lassen. Gehört das zum Stil oder hat es sich eingeschlichen?</w:t>
+      </w:r>
+    </w:p>
+    <w:p>
+      <w:pPr>
+        <w:pBdr>
+          <w:bottom w:val="single" w:color="D1D5D3" w:sz="2"/>
+        </w:pBdr>
+        <w:spacing w:after="120"/>
+      </w:pPr>
+      <w:r>
+        <w:t xml:space="preserve"/>
+      </w:r>
+    </w:p>
+    <w:p>
+      <w:pPr>
+        <w:pBdr>
+          <w:bottom w:val="single" w:color="D1D5D3" w:sz="2"/>
+        </w:pBdr>
+        <w:spacing w:after="120"/>
+      </w:pPr>
+      <w:r>
+        <w:t xml:space="preserve"/>
+      </w:r>
+    </w:p>
+    <w:p>
+      <w:pPr>
+        <w:spacing w:after="40" w:before="100"/>
+      </w:pPr>
+      <w:r>
+        <w:rPr>
+          <w:b/>
+          <w:bCs/>
+        </w:rPr>
+        <w:t xml:space="preserve">Dreierketten</w:t>
+      </w:r>
+    </w:p>
+    <w:p>
+      <w:pPr>
+        <w:spacing w:after="60"/>
+      </w:pPr>
+      <w:r>
+        <w:rPr>
+          <w:color w:val="5F6B63"/>
+          <w:sz w:val="19"/>
+          <w:szCs w:val="19"/>
+        </w:rPr>
+        <w:t xml:space="preserve">Werden Aufzählungen wie «klar, schnell und zuverlässig» bewusst als Rhythmus eingesetzt? Gehört das zum Stil oder soll es vermieden werden?</w:t>
+      </w:r>
+    </w:p>
+    <w:p>
+      <w:pPr>
+        <w:pBdr>
+          <w:bottom w:val="single" w:color="D1D5D3" w:sz="2"/>
+        </w:pBdr>
+        <w:spacing w:after="120"/>
+      </w:pPr>
+      <w:r>
+        <w:t xml:space="preserve"/>
+      </w:r>
+    </w:p>
+    <w:p>
+      <w:pPr>
+        <w:pBdr>
+          <w:bottom w:val="single" w:color="D1D5D3" w:sz="2"/>
+        </w:pBdr>
+        <w:spacing w:after="120"/>
+      </w:pPr>
+      <w:r>
+        <w:t xml:space="preserve"/>
+      </w:r>
+    </w:p>
+    <w:p>
+      <w:pPr>
+        <w:spacing w:after="40" w:before="100"/>
+      </w:pPr>
+      <w:r>
+        <w:rPr>
+          <w:b/>
+          <w:bCs/>
+        </w:rPr>
+        <w:t xml:space="preserve">Satzlänge und Absätze</w:t>
+      </w:r>
+    </w:p>
+    <w:p>
+      <w:pPr>
+        <w:spacing w:after="60"/>
+      </w:pPr>
+      <w:r>
+        <w:rPr>
+          <w:color w:val="5F6B63"/>
+          <w:sz w:val="19"/>
+          <w:szCs w:val="19"/>
+        </w:rPr>
+        <w:t xml:space="preserve">Eher kurze, knappe Sätze oder längere, erklärende? Wie lang dürfen Absätze sein? Gibt es einen typischen Einstieg?</w:t>
+      </w:r>
+    </w:p>
+    <w:p>
+      <w:pPr>
+        <w:pBdr>
+          <w:bottom w:val="single" w:color="D1D5D3" w:sz="2"/>
+        </w:pBdr>
+        <w:spacing w:after="120"/>
+      </w:pPr>
+      <w:r>
+        <w:t xml:space="preserve"/>
+      </w:r>
+    </w:p>
+    <w:p>
+      <w:pPr>
+        <w:pBdr>
+          <w:bottom w:val="single" w:color="D1D5D3" w:sz="2"/>
+        </w:pBdr>
+        <w:spacing w:after="120"/>
+      </w:pPr>
+      <w:r>
+        <w:t xml:space="preserve"/>
+      </w:r>
+    </w:p>
+    <w:p>
+      <w:pPr>
+        <w:spacing w:after="40" w:before="100"/>
+      </w:pPr>
+      <w:r>
+        <w:rPr>
+          <w:b/>
+          <w:bCs/>
+        </w:rPr>
+        <w:t xml:space="preserve">Hausvokabular</w:t>
+      </w:r>
+    </w:p>
+    <w:p>
+      <w:pPr>
+        <w:spacing w:after="60"/>
+      </w:pPr>
+      <w:r>
+        <w:rPr>
+          <w:color w:val="5F6B63"/>
+          <w:sz w:val="19"/>
+          <w:szCs w:val="19"/>
+        </w:rPr>
+        <w:t xml:space="preserve">Welche Wörter und Begriffe verwendet die Marke gern und durchgehend (Produktnamen, Bezeichnungen für Kundschaft, Eigenwörter)?</w:t>
+      </w:r>
+    </w:p>
+    <w:p>
+      <w:pPr>
+        <w:pBdr>
+          <w:bottom w:val="single" w:color="D1D5D3" w:sz="2"/>
+        </w:pBdr>
+        <w:spacing w:after="120"/>
+      </w:pPr>
+      <w:r>
+        <w:t xml:space="preserve"/>
+      </w:r>
+    </w:p>
+    <w:p>
+      <w:pPr>
+        <w:pBdr>
+          <w:bottom w:val="single" w:color="D1D5D3" w:sz="2"/>
+        </w:pBdr>
+        <w:spacing w:after="120"/>
+      </w:pPr>
+      <w:r>
+        <w:t xml:space="preserve"/>
+      </w:r>
+    </w:p>
+    <w:p>
+      <w:pPr>
+        <w:spacing w:after="40" w:before="100"/>
+      </w:pPr>
+      <w:r>
+        <w:rPr>
+          <w:b/>
+          <w:bCs/>
+        </w:rPr>
+        <w:t xml:space="preserve">Wörter und Wendungen, die nie vorkommen</w:t>
+      </w:r>
+    </w:p>
+    <w:p>
+      <w:pPr>
+        <w:spacing w:after="60"/>
+      </w:pPr>
+      <w:r>
+        <w:rPr>
+          <w:color w:val="5F6B63"/>
+          <w:sz w:val="19"/>
+          <w:szCs w:val="19"/>
+        </w:rPr>
+        <w:t xml:space="preserve">Welche Formulierungen passen nicht zur Marke (zu förmlich, zu werblich, Modewörter)? Eine Verbotsliste in den Worten des Kunden.</w:t>
+      </w:r>
+    </w:p>
+    <w:p>
+      <w:pPr>
+        <w:pBdr>
+          <w:bottom w:val="single" w:color="D1D5D3" w:sz="2"/>
+        </w:pBdr>
+        <w:spacing w:after="120"/>
+      </w:pPr>
+      <w:r>
+        <w:t xml:space="preserve"/>
+      </w:r>
+    </w:p>
+    <w:p>
+      <w:pPr>
+        <w:pBdr>
+          <w:bottom w:val="single" w:color="D1D5D3" w:sz="2"/>
+        </w:pBdr>
+        <w:spacing w:after="120"/>
+      </w:pPr>
+      <w:r>
+        <w:t xml:space="preserve"/>
+      </w:r>
+    </w:p>
+    <w:p>
+      <w:pPr>
+        <w:spacing w:after="40" w:before="100"/>
+      </w:pPr>
+      <w:r>
+        <w:rPr>
+          <w:b/>
+          <w:bCs/>
+        </w:rPr>
+        <w:t xml:space="preserve">Fachbegriffe und Anglizismen</w:t>
+      </w:r>
+    </w:p>
+    <w:p>
+      <w:pPr>
+        <w:spacing w:after="60"/>
+      </w:pPr>
+      <w:r>
+        <w:rPr>
+          <w:color w:val="5F6B63"/>
+          <w:sz w:val="19"/>
+          <w:szCs w:val="19"/>
+        </w:rPr>
+        <w:t xml:space="preserve">Deutsch oder Englisch? Welche Fachbegriffe sind erwünscht, welche müssen erklärt werden?</w:t>
+      </w:r>
+    </w:p>
+    <w:p>
+      <w:pPr>
+        <w:pBdr>
+          <w:bottom w:val="single" w:color="D1D5D3" w:sz="2"/>
+        </w:pBdr>
+        <w:spacing w:after="120"/>
+      </w:pPr>
+      <w:r>
+        <w:t xml:space="preserve"/>
+      </w:r>
+    </w:p>
+    <w:p>
+      <w:pPr>
+        <w:pBdr>
+          <w:bottom w:val="single" w:color="D1D5D3" w:sz="2"/>
+        </w:pBdr>
+        <w:spacing w:after="120"/>
+      </w:pPr>
+      <w:r>
+        <w:t xml:space="preserve"/>
+      </w:r>
+    </w:p>
+    <w:p>
+      <w:pPr>
+        <w:spacing w:after="40" w:before="100"/>
+      </w:pPr>
+      <w:r>
+        <w:rPr>
+          <w:b/>
+          <w:bCs/>
+        </w:rPr>
+        <w:t xml:space="preserve">Humor, Ironie, Ausrufezeichen, Emojis</w:t>
+      </w:r>
+    </w:p>
+    <w:p>
+      <w:pPr>
+        <w:spacing w:after="60"/>
+      </w:pPr>
+      <w:r>
+        <w:rPr>
+          <w:color w:val="5F6B63"/>
+          <w:sz w:val="19"/>
+          <w:szCs w:val="19"/>
+        </w:rPr>
+        <w:t xml:space="preserve">Was ist üblich, was nie? In welchen Textarten?</w:t>
+      </w:r>
+    </w:p>
+    <w:p>
+      <w:pPr>
+        <w:pBdr>
+          <w:bottom w:val="single" w:color="D1D5D3" w:sz="2"/>
+        </w:pBdr>
+        <w:spacing w:after="120"/>
+      </w:pPr>
+      <w:r>
+        <w:t xml:space="preserve"/>
+      </w:r>
+    </w:p>
+    <w:p>
+      <w:pPr>
+        <w:pBdr>
+          <w:bottom w:val="single" w:color="D1D5D3" w:sz="2"/>
+        </w:pBdr>
+        <w:spacing w:after="120"/>
+      </w:pPr>
+      <w:r>
+        <w:t xml:space="preserve"/>
+      </w:r>
+    </w:p>
+    <w:p>
+      <w:pPr>
+        <w:spacing w:after="40" w:before="100"/>
+      </w:pPr>
+      <w:r>
+        <w:rPr>
+          <w:b/>
+          <w:bCs/>
+        </w:rPr>
+        <w:t xml:space="preserve">Schreibweise</w:t>
+      </w:r>
+    </w:p>
+    <w:p>
+      <w:pPr>
+        <w:spacing w:after="60"/>
+      </w:pPr>
+      <w:r>
+        <w:rPr>
+          <w:color w:val="5F6B63"/>
+          <w:sz w:val="19"/>
+          <w:szCs w:val="19"/>
+        </w:rPr>
+        <w:t xml:space="preserve">Schweizer Rechtschreibung (ss statt ß) ist Standard. Gendern: nein, mit Paarform, neutral formuliert? Zahlen, Datum, Währung?</w:t>
+      </w:r>
+    </w:p>
+    <w:p>
+      <w:pPr>
+        <w:pBdr>
+          <w:bottom w:val="single" w:color="D1D5D3" w:sz="2"/>
+        </w:pBdr>
+        <w:spacing w:after="120"/>
+      </w:pPr>
+      <w:r>
+        <w:t xml:space="preserve"/>
+      </w:r>
+    </w:p>
+    <w:p>
+      <w:pPr>
+        <w:pBdr>
+          <w:bottom w:val="single" w:color="D1D5D3" w:sz="2"/>
+        </w:pBdr>
+        <w:spacing w:after="120"/>
+      </w:pPr>
+      <w:r>
+        <w:t xml:space="preserve"/>
+      </w:r>
+    </w:p>
+    <w:p>
+      <w:pPr>
+        <w:spacing w:after="40" w:before="100"/>
+      </w:pPr>
+      <w:r>
+        <w:rPr>
+          <w:b/>
+          <w:bCs/>
+        </w:rPr>
+        <w:t xml:space="preserve">Feste Formeln</w:t>
+      </w:r>
+    </w:p>
+    <w:p>
+      <w:pPr>
+        <w:spacing w:after="60"/>
+      </w:pPr>
+      <w:r>
+        <w:rPr>
+          <w:color w:val="5F6B63"/>
+          <w:sz w:val="19"/>
+          <w:szCs w:val="19"/>
+        </w:rPr>
+        <w:t xml:space="preserve">Betreff, Einstiegssatz, Grussformel, Signatur: gibt es Vorgaben, die immer gelten?</w:t>
+      </w:r>
+    </w:p>
+    <w:p>
+      <w:pPr>
+        <w:pBdr>
+          <w:bottom w:val="single" w:color="D1D5D3" w:sz="2"/>
+        </w:pBdr>
+        <w:spacing w:after="120"/>
+      </w:pPr>
+      <w:r>
+        <w:t xml:space="preserve"/>
+      </w:r>
+    </w:p>
+    <w:p>
+      <w:pPr>
+        <w:pBdr>
+          <w:bottom w:val="single" w:color="D1D5D3" w:sz="2"/>
+        </w:pBdr>
+        <w:spacing w:after="120"/>
+      </w:pPr>
+      <w:r>
+        <w:t xml:space="preserve"/>
+      </w:r>
+    </w:p>
+    <w:p>
+      <w:pPr>
+        <w:spacing w:after="40" w:before="100"/>
+      </w:pPr>
+      <w:r>
+        <w:rPr>
+          <w:b/>
+          <w:bCs/>
+        </w:rPr>
+        <w:t xml:space="preserve">Rote Linien</w:t>
+      </w:r>
+    </w:p>
+    <w:p>
+      <w:pPr>
+        <w:spacing w:after="60"/>
+      </w:pPr>
+      <w:r>
+        <w:rPr>
+          <w:color w:val="5F6B63"/>
+          <w:sz w:val="19"/>
+          <w:szCs w:val="19"/>
+        </w:rPr>
+        <w:t xml:space="preserve">Themen, Aussagen oder Versprechen, die nie vorkommen dürfen (rechtlich, politisch, strategisch).</w:t>
+      </w:r>
+    </w:p>
+    <w:p>
+      <w:pPr>
+        <w:pBdr>
+          <w:bottom w:val="single" w:color="D1D5D3" w:sz="2"/>
+        </w:pBdr>
+        <w:spacing w:after="120"/>
+      </w:pPr>
+      <w:r>
+        <w:t xml:space="preserve"/>
+      </w:r>
+    </w:p>
+    <w:p>
+      <w:pPr>
+        <w:pBdr>
+          <w:bottom w:val="single" w:color="D1D5D3" w:sz="2"/>
+        </w:pBdr>
+        <w:spacing w:after="120"/>
+      </w:pPr>
+      <w:r>
+        <w:t xml:space="preserve"/>
+      </w:r>
+    </w:p>
+    <w:p>
+      <w:pPr>
+        <w:spacing w:after="40" w:before="100"/>
+      </w:pPr>
+      <w:r>
+        <w:rPr>
+          <w:b/>
+          <w:bCs/>
+        </w:rPr>
+        <w:t xml:space="preserve">Stilmittel der Marke (ankreuzen)</w:t>
+      </w:r>
+    </w:p>
+    <w:p>
+      <w:pPr>
+        <w:spacing w:after="60"/>
+      </w:pPr>
+      <w:r>
+        <w:t xml:space="preserve">[ ] Gegenüberstellungen «nicht X, sondern Y» sind Teil des Stils und erlaubt</w:t>
+      </w:r>
+    </w:p>
+    <w:p>
+      <w:pPr>
+        <w:spacing w:after="60"/>
+      </w:pPr>
+      <w:r>
+        <w:t xml:space="preserve">[ ] Dreierketten sind Teil des Stils und erlaubt</w:t>
+      </w:r>
+    </w:p>
+    <w:p>
+      <w:pPr>
+        <w:spacing w:after="60"/>
+      </w:pPr>
+      <w:r>
+        <w:t xml:space="preserve">[ ] Keines davon: streng nach den Standardregeln (Normalfall)</w:t>
+      </w:r>
+    </w:p>
+    <w:p>
+      <w:pPr>
+        <w:spacing w:after="140" w:before="60"/>
+      </w:pPr>
+      <w:r>
+        <w:rPr>
+          <w:i/>
+          <w:iCs/>
+          <w:color w:val="5F6B63"/>
+        </w:rPr>
+        <w:t xml:space="preserve">Gedankenstriche, Floskeln, ß und Markdown sind immer ausgeschlossen und werden nicht abgefragt.</w:t>
       </w:r>
     </w:p>
     <w:p>
@@ -780,6 +1362,19 @@
       </w:pPr>
       <w:r>
         <w:t xml:space="preserve">Teil B vollständig und unverändert in das Feld für die Quelltexte einfügen — B1 bis B5 einfach hintereinander, mit einer Leerzeile getrennt. Keine Kürzung, keine Glättung.</w:t>
+      </w:r>
+    </w:p>
+    <w:p>
+      <w:pPr>
+        <w:pStyle w:val="ListParagraph"/>
+        <w:numPr>
+          <w:ilvl w:val="0"/>
+          <w:numId w:val="2"/>
+        </w:numPr>
+        <w:spacing w:after="70"/>
+      </w:pPr>
+      <w:r>
+        <w:t xml:space="preserve">B6 gehört zum Rohmaterial in Teil B und wird mit eingefügt. Die Brand-Voice-Analyse hält die Stilmittel (Gegenüberstellungen, Dreierketten) selbst in der Brand Voice fest, in einer Zeile «Stilmittel erlaubt: ...». Beim Gegenlesen prüfen, ob diese Zeile zu den Antworten aus B6 passt. Ohne belegte Stilmittel lautet sie «keine».</w:t>
       </w:r>
     </w:p>
     <w:p>

--- a/rhetoriq-app/server/templates/workshop/RhetorIQ_Workshop_Erfassungsbogen.docx
+++ b/rhetoriq-app/server/templates/workshop/RhetorIQ_Workshop_Erfassungsbogen.docx
@@ -732,7 +732,7 @@
         <w:pStyle w:val="Heading2"/>
       </w:pPr>
       <w:r>
-        <w:t xml:space="preserve">B6 — Schreibweise und Stilmittel (Übung 9)</w:t>
+        <w:t xml:space="preserve">B6 — Stilregeln der Marke (Übung 9)</w:t>
       </w:r>
     </w:p>
     <w:p>
@@ -740,19 +740,27 @@
         <w:spacing w:after="140"/>
       </w:pPr>
       <w:r>
-        <w:t xml:space="preserve">Jede Frage mit einem Beispiel aus den echten Texten beantworten. Die Antworten gelten für die ganze Zusammenarbeit und werden in der Brand Voice festgehalten.</w:t>
-      </w:r>
-    </w:p>
-    <w:p>
-      <w:pPr>
-        <w:spacing w:after="40" w:before="100"/>
+        <w:t xml:space="preserve">Diese Checkliste geht ihr im Workshop gemeinsam durch. Was der Kunde nicht sofort weiss, wird aus seinen Texten und dem Gespräch abgeleitet: Welche Muster kommen vor, was klingt richtig? Zu jedem Punkt vermerken, woher die Antwort stammt. Gedankenstriche, Floskeln, ß und Markdown sind immer ausgeschlossen und werden nicht abgefragt.</w:t>
+      </w:r>
+    </w:p>
+    <w:p>
+      <w:pPr>
+        <w:spacing w:after="40" w:before="140"/>
       </w:pPr>
       <w:r>
         <w:rPr>
           <w:b/>
           <w:bCs/>
         </w:rPr>
-        <w:t xml:space="preserve">Anrede</w:t>
+        <w:t xml:space="preserve">1. Anrede</w:t>
+      </w:r>
+    </w:p>
+    <w:p>
+      <w:pPr>
+        <w:spacing w:after="50"/>
+      </w:pPr>
+      <w:r>
+        <w:t xml:space="preserve">[ ] Sie    [ ] Du    [ ] je nach Textart (in der Matrix unten eintragen)</w:t>
       </w:r>
     </w:p>
     <w:p>
@@ -765,41 +773,46 @@
           <w:sz w:val="19"/>
           <w:szCs w:val="19"/>
         </w:rPr>
-        <w:t xml:space="preserve">Sie, du oder je nach Textart gemischt? Wer wird wie angesprochen: Kundschaft, Mitarbeitende, Medien, Partner?</w:t>
-      </w:r>
-    </w:p>
-    <w:p>
-      <w:pPr>
-        <w:pBdr>
-          <w:bottom w:val="single" w:color="D1D5D3" w:sz="2"/>
-        </w:pBdr>
-        <w:spacing w:after="120"/>
-      </w:pPr>
-      <w:r>
-        <w:t xml:space="preserve"/>
-      </w:r>
-    </w:p>
-    <w:p>
-      <w:pPr>
-        <w:pBdr>
-          <w:bottom w:val="single" w:color="D1D5D3" w:sz="2"/>
-        </w:pBdr>
-        <w:spacing w:after="120"/>
-      </w:pPr>
-      <w:r>
-        <w:t xml:space="preserve"/>
-      </w:r>
-    </w:p>
-    <w:p>
-      <w:pPr>
-        <w:spacing w:after="40" w:before="100"/>
+        <w:t xml:space="preserve">Wer wird wie angesprochen: Kundschaft B2B, Kundschaft B2C, Mitarbeitende, Medien, Partner? Wer spricht in der Ich-Form (zum Beispiel nur die Geschäftsleitung in persönlichen Formaten)?</w:t>
+      </w:r>
+    </w:p>
+    <w:p>
+      <w:pPr>
+        <w:pBdr>
+          <w:bottom w:val="single" w:color="D1D5D3" w:sz="2"/>
+        </w:pBdr>
+        <w:spacing w:after="120"/>
+      </w:pPr>
+      <w:r>
+        <w:t xml:space="preserve"/>
+      </w:r>
+    </w:p>
+    <w:p>
+      <w:pPr>
+        <w:spacing w:after="50"/>
+      </w:pPr>
+      <w:r>
+        <w:t xml:space="preserve">Quelle:  [ ] im Workshop besprochen    [ ] aus dem Gespräch oder den Texten abgeleitet</w:t>
+      </w:r>
+    </w:p>
+    <w:p>
+      <w:pPr>
+        <w:spacing w:after="40" w:before="140"/>
       </w:pPr>
       <w:r>
         <w:rPr>
           <w:b/>
           <w:bCs/>
         </w:rPr>
-        <w:t xml:space="preserve">Gegenüberstellungen</w:t>
+        <w:t xml:space="preserve">2. Satzlänge und Absätze</w:t>
+      </w:r>
+    </w:p>
+    <w:p>
+      <w:pPr>
+        <w:spacing w:after="50"/>
+      </w:pPr>
+      <w:r>
+        <w:t xml:space="preserve">Höchstens ____ Wörter pro Satz (B2B) und ____ (B2C). Absätze: [ ] kurz  [ ] mittel  [ ] lang</w:t>
       </w:r>
     </w:p>
     <w:p>
@@ -812,41 +825,46 @@
           <w:sz w:val="19"/>
           <w:szCs w:val="19"/>
         </w:rPr>
-        <w:t xml:space="preserve">Schreibt die Marke bewusst mit «nicht X, sondern Y»? Ein Beispiel aus den eigenen Texten zeigen lassen. Gehört das zum Stil oder hat es sich eingeschlichen?</w:t>
-      </w:r>
-    </w:p>
-    <w:p>
-      <w:pPr>
-        <w:pBdr>
-          <w:bottom w:val="single" w:color="D1D5D3" w:sz="2"/>
-        </w:pBdr>
-        <w:spacing w:after="120"/>
-      </w:pPr>
-      <w:r>
-        <w:t xml:space="preserve"/>
-      </w:r>
-    </w:p>
-    <w:p>
-      <w:pPr>
-        <w:pBdr>
-          <w:bottom w:val="single" w:color="D1D5D3" w:sz="2"/>
-        </w:pBdr>
-        <w:spacing w:after="120"/>
-      </w:pPr>
-      <w:r>
-        <w:t xml:space="preserve"/>
-      </w:r>
-    </w:p>
-    <w:p>
-      <w:pPr>
-        <w:spacing w:after="40" w:before="100"/>
+        <w:t xml:space="preserve">Hilfsfrage: Welche Sätze aus den eigenen Texten fühlen sich richtig an, welche zu lang?</w:t>
+      </w:r>
+    </w:p>
+    <w:p>
+      <w:pPr>
+        <w:pBdr>
+          <w:bottom w:val="single" w:color="D1D5D3" w:sz="2"/>
+        </w:pBdr>
+        <w:spacing w:after="120"/>
+      </w:pPr>
+      <w:r>
+        <w:t xml:space="preserve"/>
+      </w:r>
+    </w:p>
+    <w:p>
+      <w:pPr>
+        <w:spacing w:after="50"/>
+      </w:pPr>
+      <w:r>
+        <w:t xml:space="preserve">Quelle:  [ ] im Workshop besprochen    [ ] aus dem Gespräch oder den Texten abgeleitet</w:t>
+      </w:r>
+    </w:p>
+    <w:p>
+      <w:pPr>
+        <w:spacing w:after="40" w:before="140"/>
       </w:pPr>
       <w:r>
         <w:rPr>
           <w:b/>
           <w:bCs/>
         </w:rPr>
-        <w:t xml:space="preserve">Dreierketten</w:t>
+        <w:t xml:space="preserve">3. Wortverbote und Ausnahmen</w:t>
+      </w:r>
+    </w:p>
+    <w:p>
+      <w:pPr>
+        <w:spacing w:after="50"/>
+      </w:pPr>
+      <w:r>
+        <w:t xml:space="preserve">Anglizismen: [ ] erlaubt  [ ] nur wenn es kein deutsches Wort gibt  [ ] ausgeschlossen</w:t>
       </w:r>
     </w:p>
     <w:p>
@@ -859,41 +877,46 @@
           <w:sz w:val="19"/>
           <w:szCs w:val="19"/>
         </w:rPr>
-        <w:t xml:space="preserve">Werden Aufzählungen wie «klar, schnell und zuverlässig» bewusst als Rhythmus eingesetzt? Gehört das zum Stil oder soll es vermieden werden?</w:t>
-      </w:r>
-    </w:p>
-    <w:p>
-      <w:pPr>
-        <w:pBdr>
-          <w:bottom w:val="single" w:color="D1D5D3" w:sz="2"/>
-        </w:pBdr>
-        <w:spacing w:after="120"/>
-      </w:pPr>
-      <w:r>
-        <w:t xml:space="preserve"/>
-      </w:r>
-    </w:p>
-    <w:p>
-      <w:pPr>
-        <w:pBdr>
-          <w:bottom w:val="single" w:color="D1D5D3" w:sz="2"/>
-        </w:pBdr>
-        <w:spacing w:after="120"/>
-      </w:pPr>
-      <w:r>
-        <w:t xml:space="preserve"/>
-      </w:r>
-    </w:p>
-    <w:p>
-      <w:pPr>
-        <w:spacing w:after="40" w:before="100"/>
+        <w:t xml:space="preserve">Ausnahmen gleich mitklären: Slogans, Claims, Eigen- und Produktnamen, Titel, Zitate (welche genau?). Weitere Wörter, die nie vorkommen. Pflichtbegriffe, die immer so heissen müssen (zum Beispiel Propangas statt LPG).</w:t>
+      </w:r>
+    </w:p>
+    <w:p>
+      <w:pPr>
+        <w:pBdr>
+          <w:bottom w:val="single" w:color="D1D5D3" w:sz="2"/>
+        </w:pBdr>
+        <w:spacing w:after="120"/>
+      </w:pPr>
+      <w:r>
+        <w:t xml:space="preserve"/>
+      </w:r>
+    </w:p>
+    <w:p>
+      <w:pPr>
+        <w:spacing w:after="50"/>
+      </w:pPr>
+      <w:r>
+        <w:t xml:space="preserve">Quelle:  [ ] im Workshop besprochen    [ ] aus dem Gespräch oder den Texten abgeleitet</w:t>
+      </w:r>
+    </w:p>
+    <w:p>
+      <w:pPr>
+        <w:spacing w:after="40" w:before="140"/>
       </w:pPr>
       <w:r>
         <w:rPr>
           <w:b/>
           <w:bCs/>
         </w:rPr>
-        <w:t xml:space="preserve">Satzlänge und Absätze</w:t>
+        <w:t xml:space="preserve">4. Fachbegriffe</w:t>
+      </w:r>
+    </w:p>
+    <w:p>
+      <w:pPr>
+        <w:spacing w:after="50"/>
+      </w:pPr>
+      <w:r>
+        <w:t xml:space="preserve">[ ] immer mit Erklärung  [ ] nur bei Laien  [ ] nie erklären</w:t>
       </w:r>
     </w:p>
     <w:p>
@@ -906,41 +929,46 @@
           <w:sz w:val="19"/>
           <w:szCs w:val="19"/>
         </w:rPr>
-        <w:t xml:space="preserve">Eher kurze, knappe Sätze oder längere, erklärende? Wie lang dürfen Absätze sein? Gibt es einen typischen Einstieg?</w:t>
-      </w:r>
-    </w:p>
-    <w:p>
-      <w:pPr>
-        <w:pBdr>
-          <w:bottom w:val="single" w:color="D1D5D3" w:sz="2"/>
-        </w:pBdr>
-        <w:spacing w:after="120"/>
-      </w:pPr>
-      <w:r>
-        <w:t xml:space="preserve"/>
-      </w:r>
-    </w:p>
-    <w:p>
-      <w:pPr>
-        <w:pBdr>
-          <w:bottom w:val="single" w:color="D1D5D3" w:sz="2"/>
-        </w:pBdr>
-        <w:spacing w:after="120"/>
-      </w:pPr>
-      <w:r>
-        <w:t xml:space="preserve"/>
-      </w:r>
-    </w:p>
-    <w:p>
-      <w:pPr>
-        <w:spacing w:after="40" w:before="100"/>
+        <w:t xml:space="preserve">Welche Fachbegriffe sind erwünscht, welche braucht der Kunde als Ankerwort?</w:t>
+      </w:r>
+    </w:p>
+    <w:p>
+      <w:pPr>
+        <w:pBdr>
+          <w:bottom w:val="single" w:color="D1D5D3" w:sz="2"/>
+        </w:pBdr>
+        <w:spacing w:after="120"/>
+      </w:pPr>
+      <w:r>
+        <w:t xml:space="preserve"/>
+      </w:r>
+    </w:p>
+    <w:p>
+      <w:pPr>
+        <w:spacing w:after="50"/>
+      </w:pPr>
+      <w:r>
+        <w:t xml:space="preserve">Quelle:  [ ] im Workshop besprochen    [ ] aus dem Gespräch oder den Texten abgeleitet</w:t>
+      </w:r>
+    </w:p>
+    <w:p>
+      <w:pPr>
+        <w:spacing w:after="40" w:before="140"/>
       </w:pPr>
       <w:r>
         <w:rPr>
           <w:b/>
           <w:bCs/>
         </w:rPr>
-        <w:t xml:space="preserve">Hausvokabular</w:t>
+        <w:t xml:space="preserve">5. Zahlen und Typografie</w:t>
+      </w:r>
+    </w:p>
+    <w:p>
+      <w:pPr>
+        <w:spacing w:after="50"/>
+      </w:pPr>
+      <w:r>
+        <w:t xml:space="preserve">Zahlen: [ ] Ziffern  [ ] ausgeschrieben.  Anführungszeichen: [ ] «»  [ ] andere.  Fettdruck im Fliesstext: [ ] ja  [ ] nein.  Ausrufezeichen: [ ] nie  [ ] höchstens eines</w:t>
       </w:r>
     </w:p>
     <w:p>
@@ -953,41 +981,46 @@
           <w:sz w:val="19"/>
           <w:szCs w:val="19"/>
         </w:rPr>
-        <w:t xml:space="preserve">Welche Wörter und Begriffe verwendet die Marke gern und durchgehend (Produktnamen, Bezeichnungen für Kundschaft, Eigenwörter)?</w:t>
-      </w:r>
-    </w:p>
-    <w:p>
-      <w:pPr>
-        <w:pBdr>
-          <w:bottom w:val="single" w:color="D1D5D3" w:sz="2"/>
-        </w:pBdr>
-        <w:spacing w:after="120"/>
-      </w:pPr>
-      <w:r>
-        <w:t xml:space="preserve"/>
-      </w:r>
-    </w:p>
-    <w:p>
-      <w:pPr>
-        <w:pBdr>
-          <w:bottom w:val="single" w:color="D1D5D3" w:sz="2"/>
-        </w:pBdr>
-        <w:spacing w:after="120"/>
-      </w:pPr>
-      <w:r>
-        <w:t xml:space="preserve"/>
-      </w:r>
-    </w:p>
-    <w:p>
-      <w:pPr>
-        <w:spacing w:after="40" w:before="100"/>
+        <w:t xml:space="preserve">Schweizer Rechtschreibung (ss statt ß) gilt immer. Gendern: [ ] nein  [ ] Paarform  [ ] neutrale Formulierung.</w:t>
+      </w:r>
+    </w:p>
+    <w:p>
+      <w:pPr>
+        <w:pBdr>
+          <w:bottom w:val="single" w:color="D1D5D3" w:sz="2"/>
+        </w:pBdr>
+        <w:spacing w:after="120"/>
+      </w:pPr>
+      <w:r>
+        <w:t xml:space="preserve"/>
+      </w:r>
+    </w:p>
+    <w:p>
+      <w:pPr>
+        <w:spacing w:after="50"/>
+      </w:pPr>
+      <w:r>
+        <w:t xml:space="preserve">Quelle:  [ ] im Workshop besprochen    [ ] aus dem Gespräch oder den Texten abgeleitet</w:t>
+      </w:r>
+    </w:p>
+    <w:p>
+      <w:pPr>
+        <w:spacing w:after="40" w:before="140"/>
       </w:pPr>
       <w:r>
         <w:rPr>
           <w:b/>
           <w:bCs/>
         </w:rPr>
-        <w:t xml:space="preserve">Wörter und Wendungen, die nie vorkommen</w:t>
+        <w:t xml:space="preserve">6. Humor, Ironie, Emojis</w:t>
+      </w:r>
+    </w:p>
+    <w:p>
+      <w:pPr>
+        <w:spacing w:after="50"/>
+      </w:pPr>
+      <w:r>
+        <w:t xml:space="preserve">[ ] nie  [ ] nur in bestimmten Textarten: ____________</w:t>
       </w:r>
     </w:p>
     <w:p>
@@ -1000,41 +1033,46 @@
           <w:sz w:val="19"/>
           <w:szCs w:val="19"/>
         </w:rPr>
-        <w:t xml:space="preserve">Welche Formulierungen passen nicht zur Marke (zu förmlich, zu werblich, Modewörter)? Eine Verbotsliste in den Worten des Kunden.</w:t>
-      </w:r>
-    </w:p>
-    <w:p>
-      <w:pPr>
-        <w:pBdr>
-          <w:bottom w:val="single" w:color="D1D5D3" w:sz="2"/>
-        </w:pBdr>
-        <w:spacing w:after="120"/>
-      </w:pPr>
-      <w:r>
-        <w:t xml:space="preserve"/>
-      </w:r>
-    </w:p>
-    <w:p>
-      <w:pPr>
-        <w:pBdr>
-          <w:bottom w:val="single" w:color="D1D5D3" w:sz="2"/>
-        </w:pBdr>
-        <w:spacing w:after="120"/>
-      </w:pPr>
-      <w:r>
-        <w:t xml:space="preserve"/>
-      </w:r>
-    </w:p>
-    <w:p>
-      <w:pPr>
-        <w:spacing w:after="40" w:before="100"/>
+        <w:t xml:space="preserve">Wo ist eine Prise Leichtigkeit passend, wo nicht?</w:t>
+      </w:r>
+    </w:p>
+    <w:p>
+      <w:pPr>
+        <w:pBdr>
+          <w:bottom w:val="single" w:color="D1D5D3" w:sz="2"/>
+        </w:pBdr>
+        <w:spacing w:after="120"/>
+      </w:pPr>
+      <w:r>
+        <w:t xml:space="preserve"/>
+      </w:r>
+    </w:p>
+    <w:p>
+      <w:pPr>
+        <w:spacing w:after="50"/>
+      </w:pPr>
+      <w:r>
+        <w:t xml:space="preserve">Quelle:  [ ] im Workshop besprochen    [ ] aus dem Gespräch oder den Texten abgeleitet</w:t>
+      </w:r>
+    </w:p>
+    <w:p>
+      <w:pPr>
+        <w:spacing w:after="40" w:before="140"/>
       </w:pPr>
       <w:r>
         <w:rPr>
           <w:b/>
           <w:bCs/>
         </w:rPr>
-        <w:t xml:space="preserve">Fachbegriffe und Anglizismen</w:t>
+        <w:t xml:space="preserve">7. Feste Formeln</w:t>
+      </w:r>
+    </w:p>
+    <w:p>
+      <w:pPr>
+        <w:spacing w:after="50"/>
+      </w:pPr>
+      <w:r>
+        <w:t xml:space="preserve">Betreff, Einstieg, Gruss, Signatur: ____________</w:t>
       </w:r>
     </w:p>
     <w:p>
@@ -1047,41 +1085,46 @@
           <w:sz w:val="19"/>
           <w:szCs w:val="19"/>
         </w:rPr>
-        <w:t xml:space="preserve">Deutsch oder Englisch? Welche Fachbegriffe sind erwünscht, welche müssen erklärt werden?</w:t>
-      </w:r>
-    </w:p>
-    <w:p>
-      <w:pPr>
-        <w:pBdr>
-          <w:bottom w:val="single" w:color="D1D5D3" w:sz="2"/>
-        </w:pBdr>
-        <w:spacing w:after="120"/>
-      </w:pPr>
-      <w:r>
-        <w:t xml:space="preserve"/>
-      </w:r>
-    </w:p>
-    <w:p>
-      <w:pPr>
-        <w:pBdr>
-          <w:bottom w:val="single" w:color="D1D5D3" w:sz="2"/>
-        </w:pBdr>
-        <w:spacing w:after="120"/>
-      </w:pPr>
-      <w:r>
-        <w:t xml:space="preserve"/>
-      </w:r>
-    </w:p>
-    <w:p>
-      <w:pPr>
-        <w:spacing w:after="40" w:before="100"/>
+        <w:t xml:space="preserve">Gibt es Vorgaben, die immer gelten?</w:t>
+      </w:r>
+    </w:p>
+    <w:p>
+      <w:pPr>
+        <w:pBdr>
+          <w:bottom w:val="single" w:color="D1D5D3" w:sz="2"/>
+        </w:pBdr>
+        <w:spacing w:after="120"/>
+      </w:pPr>
+      <w:r>
+        <w:t xml:space="preserve"/>
+      </w:r>
+    </w:p>
+    <w:p>
+      <w:pPr>
+        <w:spacing w:after="50"/>
+      </w:pPr>
+      <w:r>
+        <w:t xml:space="preserve">Quelle:  [ ] im Workshop besprochen    [ ] aus dem Gespräch oder den Texten abgeleitet</w:t>
+      </w:r>
+    </w:p>
+    <w:p>
+      <w:pPr>
+        <w:spacing w:after="40" w:before="140"/>
       </w:pPr>
       <w:r>
         <w:rPr>
           <w:b/>
           <w:bCs/>
         </w:rPr>
-        <w:t xml:space="preserve">Humor, Ironie, Ausrufezeichen, Emojis</w:t>
+        <w:t xml:space="preserve">8. Rote Linien</w:t>
+      </w:r>
+    </w:p>
+    <w:p>
+      <w:pPr>
+        <w:spacing w:after="50"/>
+      </w:pPr>
+      <w:r>
+        <w:t xml:space="preserve">Themen, Aussagen und Versprechen, die nie vorkommen dürfen: ____________</w:t>
       </w:r>
     </w:p>
     <w:p>
@@ -1094,41 +1137,46 @@
           <w:sz w:val="19"/>
           <w:szCs w:val="19"/>
         </w:rPr>
-        <w:t xml:space="preserve">Was ist üblich, was nie? In welchen Textarten?</w:t>
-      </w:r>
-    </w:p>
-    <w:p>
-      <w:pPr>
-        <w:pBdr>
-          <w:bottom w:val="single" w:color="D1D5D3" w:sz="2"/>
-        </w:pBdr>
-        <w:spacing w:after="120"/>
-      </w:pPr>
-      <w:r>
-        <w:t xml:space="preserve"/>
-      </w:r>
-    </w:p>
-    <w:p>
-      <w:pPr>
-        <w:pBdr>
-          <w:bottom w:val="single" w:color="D1D5D3" w:sz="2"/>
-        </w:pBdr>
-        <w:spacing w:after="120"/>
-      </w:pPr>
-      <w:r>
-        <w:t xml:space="preserve"/>
-      </w:r>
-    </w:p>
-    <w:p>
-      <w:pPr>
-        <w:spacing w:after="40" w:before="100"/>
+        <w:t xml:space="preserve">Rechtlich, politisch, strategisch.</w:t>
+      </w:r>
+    </w:p>
+    <w:p>
+      <w:pPr>
+        <w:pBdr>
+          <w:bottom w:val="single" w:color="D1D5D3" w:sz="2"/>
+        </w:pBdr>
+        <w:spacing w:after="120"/>
+      </w:pPr>
+      <w:r>
+        <w:t xml:space="preserve"/>
+      </w:r>
+    </w:p>
+    <w:p>
+      <w:pPr>
+        <w:spacing w:after="50"/>
+      </w:pPr>
+      <w:r>
+        <w:t xml:space="preserve">Quelle:  [ ] im Workshop besprochen    [ ] aus dem Gespräch oder den Texten abgeleitet</w:t>
+      </w:r>
+    </w:p>
+    <w:p>
+      <w:pPr>
+        <w:spacing w:after="40" w:before="140"/>
       </w:pPr>
       <w:r>
         <w:rPr>
           <w:b/>
           <w:bCs/>
         </w:rPr>
-        <w:t xml:space="preserve">Schreibweise</w:t>
+        <w:t xml:space="preserve">9. Gesicherte Fakten</w:t>
+      </w:r>
+    </w:p>
+    <w:p>
+      <w:pPr>
+        <w:spacing w:after="50"/>
+      </w:pPr>
+      <w:r>
+        <w:t xml:space="preserve">Nur diese Angaben dürfen in Texten ohne Auftrag stehen: Gründungsjahr, Standorte, Zertifizierungen, Kennzahlen: ____________</w:t>
       </w:r>
     </w:p>
     <w:p>
@@ -1141,41 +1189,38 @@
           <w:sz w:val="19"/>
           <w:szCs w:val="19"/>
         </w:rPr>
-        <w:t xml:space="preserve">Schweizer Rechtschreibung (ss statt ß) ist Standard. Gendern: nein, mit Paarform, neutral formuliert? Zahlen, Datum, Währung?</w:t>
-      </w:r>
-    </w:p>
-    <w:p>
-      <w:pPr>
-        <w:pBdr>
-          <w:bottom w:val="single" w:color="D1D5D3" w:sz="2"/>
-        </w:pBdr>
-        <w:spacing w:after="120"/>
-      </w:pPr>
-      <w:r>
-        <w:t xml:space="preserve"/>
-      </w:r>
-    </w:p>
-    <w:p>
-      <w:pPr>
-        <w:pBdr>
-          <w:bottom w:val="single" w:color="D1D5D3" w:sz="2"/>
-        </w:pBdr>
-        <w:spacing w:after="120"/>
-      </w:pPr>
-      <w:r>
-        <w:t xml:space="preserve"/>
-      </w:r>
-    </w:p>
-    <w:p>
-      <w:pPr>
-        <w:spacing w:after="40" w:before="100"/>
+        <w:t xml:space="preserve">Alles andere kommt aus dem jeweiligen Auftrag. Beispielsätze in der Brand Voice enthalten Platzhalter statt Zahlen.</w:t>
+      </w:r>
+    </w:p>
+    <w:p>
+      <w:pPr>
+        <w:pBdr>
+          <w:bottom w:val="single" w:color="D1D5D3" w:sz="2"/>
+        </w:pBdr>
+        <w:spacing w:after="120"/>
+      </w:pPr>
+      <w:r>
+        <w:t xml:space="preserve"/>
+      </w:r>
+    </w:p>
+    <w:p>
+      <w:pPr>
+        <w:spacing w:after="50"/>
+      </w:pPr>
+      <w:r>
+        <w:t xml:space="preserve">Quelle:  [ ] im Workshop besprochen    [ ] aus dem Gespräch oder den Texten abgeleitet</w:t>
+      </w:r>
+    </w:p>
+    <w:p>
+      <w:pPr>
+        <w:spacing w:after="40" w:before="140"/>
       </w:pPr>
       <w:r>
         <w:rPr>
           <w:b/>
           <w:bCs/>
         </w:rPr>
-        <w:t xml:space="preserve">Feste Formeln</w:t>
+        <w:t xml:space="preserve">10. Stilmittel und Stil-Matrix je Textart</w:t>
       </w:r>
     </w:p>
     <w:p>
@@ -1188,125 +1233,945 @@
           <w:sz w:val="19"/>
           <w:szCs w:val="19"/>
         </w:rPr>
-        <w:t xml:space="preserve">Betreff, Einstiegssatz, Grussformel, Signatur: gibt es Vorgaben, die immer gelten?</w:t>
-      </w:r>
-    </w:p>
-    <w:p>
-      <w:pPr>
-        <w:pBdr>
-          <w:bottom w:val="single" w:color="D1D5D3" w:sz="2"/>
-        </w:pBdr>
-        <w:spacing w:after="120"/>
-      </w:pPr>
-      <w:r>
-        <w:t xml:space="preserve"/>
-      </w:r>
-    </w:p>
-    <w:p>
-      <w:pPr>
-        <w:pBdr>
-          <w:bottom w:val="single" w:color="D1D5D3" w:sz="2"/>
-        </w:pBdr>
-        <w:spacing w:after="120"/>
-      </w:pPr>
-      <w:r>
-        <w:t xml:space="preserve"/>
-      </w:r>
-    </w:p>
-    <w:p>
-      <w:pPr>
-        <w:spacing w:after="40" w:before="100"/>
-      </w:pPr>
-      <w:r>
-        <w:rPr>
-          <w:b/>
-          <w:bCs/>
-        </w:rPr>
-        <w:t xml:space="preserve">Rote Linien</w:t>
-      </w:r>
-    </w:p>
-    <w:p>
-      <w:pPr>
-        <w:spacing w:after="60"/>
-      </w:pPr>
-      <w:r>
-        <w:rPr>
-          <w:color w:val="5F6B63"/>
-          <w:sz w:val="19"/>
-          <w:szCs w:val="19"/>
-        </w:rPr>
-        <w:t xml:space="preserve">Themen, Aussagen oder Versprechen, die nie vorkommen dürfen (rechtlich, politisch, strategisch).</w:t>
-      </w:r>
-    </w:p>
-    <w:p>
-      <w:pPr>
-        <w:pBdr>
-          <w:bottom w:val="single" w:color="D1D5D3" w:sz="2"/>
-        </w:pBdr>
-        <w:spacing w:after="120"/>
-      </w:pPr>
-      <w:r>
-        <w:t xml:space="preserve"/>
-      </w:r>
-    </w:p>
-    <w:p>
-      <w:pPr>
-        <w:pBdr>
-          <w:bottom w:val="single" w:color="D1D5D3" w:sz="2"/>
-        </w:pBdr>
-        <w:spacing w:after="120"/>
-      </w:pPr>
-      <w:r>
-        <w:t xml:space="preserve"/>
-      </w:r>
-    </w:p>
-    <w:p>
-      <w:pPr>
-        <w:spacing w:after="40" w:before="100"/>
-      </w:pPr>
-      <w:r>
-        <w:rPr>
-          <w:b/>
-          <w:bCs/>
-        </w:rPr>
-        <w:t xml:space="preserve">Stilmittel der Marke (ankreuzen)</w:t>
-      </w:r>
-    </w:p>
-    <w:p>
-      <w:pPr>
-        <w:spacing w:after="60"/>
-      </w:pPr>
-      <w:r>
-        <w:t xml:space="preserve">[ ] Gegenüberstellungen «nicht X, sondern Y» sind Teil des Stils und erlaubt</w:t>
-      </w:r>
-    </w:p>
-    <w:p>
-      <w:pPr>
-        <w:spacing w:after="60"/>
-      </w:pPr>
-      <w:r>
-        <w:t xml:space="preserve">[ ] Dreierketten sind Teil des Stils und erlaubt</w:t>
-      </w:r>
-    </w:p>
-    <w:p>
-      <w:pPr>
-        <w:spacing w:after="60"/>
-      </w:pPr>
-      <w:r>
-        <w:t xml:space="preserve">[ ] Keines davon: streng nach den Standardregeln (Normalfall)</w:t>
-      </w:r>
-    </w:p>
-    <w:p>
-      <w:pPr>
-        <w:spacing w:after="140" w:before="60"/>
-      </w:pPr>
-      <w:r>
-        <w:rPr>
-          <w:i/>
-          <w:iCs/>
-          <w:color w:val="5F6B63"/>
-        </w:rPr>
-        <w:t xml:space="preserve">Gedankenstriche, Floskeln, ß und Markdown sind immer ausgeschlossen und werden nicht abgefragt.</w:t>
+        <w:t xml:space="preserve">Pro Textart ankreuzen oder eintragen. Dreierketten und Gegenüberstellungen («nicht X, sondern Y») sind nur dort erlaubt, wo sie ausdrücklich angekreuzt sind, höchstens einmal pro Text. Marketing (Webseite, LinkedIn) ist meist offener als geschäftliche Mails.</w:t>
+      </w:r>
+    </w:p>
+    <w:tbl>
+      <w:tblPr>
+        <w:tblW w:w="9600" w:type="dxa"/>
+        <w:tblBorders>
+          <w:top w:val="single" w:sz="4" w:space="0" w:color="CCCCCC"/>
+          <w:left w:val="single" w:sz="4" w:space="0" w:color="CCCCCC"/>
+          <w:bottom w:val="single" w:sz="4" w:space="0" w:color="CCCCCC"/>
+          <w:right w:val="single" w:sz="4" w:space="0" w:color="CCCCCC"/>
+          <w:insideH w:val="single" w:sz="4" w:space="0" w:color="CCCCCC"/>
+          <w:insideV w:val="single" w:sz="4" w:space="0" w:color="CCCCCC"/>
+        </w:tblBorders>
+        <w:tblLayout w:type="fixed"/>
+        <w:tblCellMar>
+          <w:top w:w="60" w:type="dxa"/>
+          <w:left w:w="100" w:type="dxa"/>
+          <w:bottom w:w="60" w:type="dxa"/>
+          <w:right w:w="100" w:type="dxa"/>
+        </w:tblCellMar>
+      </w:tblPr>
+      <w:tblGrid>
+        <w:gridCol w:w="1750"/>
+        <w:gridCol w:w="1100"/>
+        <w:gridCol w:w="1250"/>
+        <w:gridCol w:w="1500"/>
+        <w:gridCol w:w="1700"/>
+        <w:gridCol w:w="2300"/>
+      </w:tblGrid>
+      <w:tr>
+        <w:tc>
+          <w:tcPr>
+            <w:tcW w:w="1750" w:type="dxa"/>
+            <w:shd w:val="clear" w:color="auto" w:fill="EEF2EE"/>
+          </w:tcPr>
+          <w:p>
+            <w:pPr>
+              <w:spacing w:after="40"/>
+            </w:pPr>
+            <w:r>
+              <w:rPr>
+                <w:b/>
+                <w:sz w:val="18"/>
+              </w:rPr>
+              <w:t xml:space="preserve">Textart</w:t>
+            </w:r>
+          </w:p>
+        </w:tc>
+        <w:tc>
+          <w:tcPr>
+            <w:tcW w:w="1100" w:type="dxa"/>
+            <w:shd w:val="clear" w:color="auto" w:fill="EEF2EE"/>
+          </w:tcPr>
+          <w:p>
+            <w:pPr>
+              <w:spacing w:after="40"/>
+            </w:pPr>
+            <w:r>
+              <w:rPr>
+                <w:b/>
+                <w:sz w:val="18"/>
+              </w:rPr>
+              <w:t xml:space="preserve">Anrede</w:t>
+            </w:r>
+          </w:p>
+        </w:tc>
+        <w:tc>
+          <w:tcPr>
+            <w:tcW w:w="1250" w:type="dxa"/>
+            <w:shd w:val="clear" w:color="auto" w:fill="EEF2EE"/>
+          </w:tcPr>
+          <w:p>
+            <w:pPr>
+              <w:spacing w:after="40"/>
+            </w:pPr>
+            <w:r>
+              <w:rPr>
+                <w:b/>
+                <w:sz w:val="18"/>
+              </w:rPr>
+              <w:t xml:space="preserve">Satzlänge</w:t>
+            </w:r>
+          </w:p>
+        </w:tc>
+        <w:tc>
+          <w:tcPr>
+            <w:tcW w:w="1500" w:type="dxa"/>
+            <w:shd w:val="clear" w:color="auto" w:fill="EEF2EE"/>
+          </w:tcPr>
+          <w:p>
+            <w:pPr>
+              <w:spacing w:after="40"/>
+            </w:pPr>
+            <w:r>
+              <w:rPr>
+                <w:b/>
+                <w:sz w:val="18"/>
+              </w:rPr>
+              <w:t xml:space="preserve">Dreierketten</w:t>
+            </w:r>
+          </w:p>
+        </w:tc>
+        <w:tc>
+          <w:tcPr>
+            <w:tcW w:w="1700" w:type="dxa"/>
+            <w:shd w:val="clear" w:color="auto" w:fill="EEF2EE"/>
+          </w:tcPr>
+          <w:p>
+            <w:pPr>
+              <w:spacing w:after="40"/>
+            </w:pPr>
+            <w:r>
+              <w:rPr>
+                <w:b/>
+                <w:sz w:val="18"/>
+              </w:rPr>
+              <w:t xml:space="preserve">Gegenüberstellungen</w:t>
+            </w:r>
+          </w:p>
+        </w:tc>
+        <w:tc>
+          <w:tcPr>
+            <w:tcW w:w="2300" w:type="dxa"/>
+            <w:shd w:val="clear" w:color="auto" w:fill="EEF2EE"/>
+          </w:tcPr>
+          <w:p>
+            <w:pPr>
+              <w:spacing w:after="40"/>
+            </w:pPr>
+            <w:r>
+              <w:rPr>
+                <w:b/>
+                <w:sz w:val="18"/>
+              </w:rPr>
+              <w:t xml:space="preserve">Besonderes</w:t>
+            </w:r>
+          </w:p>
+        </w:tc>
+      </w:tr>
+      <w:tr>
+        <w:tc>
+          <w:tcPr>
+            <w:tcW w:w="1750" w:type="dxa"/>
+          </w:tcPr>
+          <w:p>
+            <w:pPr>
+              <w:spacing w:after="40"/>
+            </w:pPr>
+            <w:r>
+              <w:rPr>
+                <w:sz w:val="18"/>
+              </w:rPr>
+              <w:t xml:space="preserve">Mail an Kunden</w:t>
+            </w:r>
+          </w:p>
+        </w:tc>
+        <w:tc>
+          <w:tcPr>
+            <w:tcW w:w="1100" w:type="dxa"/>
+          </w:tcPr>
+          <w:p>
+            <w:pPr>
+              <w:spacing w:after="40"/>
+            </w:pPr>
+            <w:r>
+              <w:rPr>
+                <w:sz w:val="18"/>
+              </w:rPr>
+              <w:t xml:space="preserve">Sie / Du</w:t>
+            </w:r>
+          </w:p>
+        </w:tc>
+        <w:tc>
+          <w:tcPr>
+            <w:tcW w:w="1250" w:type="dxa"/>
+          </w:tcPr>
+          <w:p>
+            <w:pPr>
+              <w:spacing w:after="40"/>
+            </w:pPr>
+            <w:r>
+              <w:rPr>
+                <w:sz w:val="18"/>
+              </w:rPr>
+              <w:t xml:space="preserve">____ Wörter</w:t>
+            </w:r>
+          </w:p>
+        </w:tc>
+        <w:tc>
+          <w:tcPr>
+            <w:tcW w:w="1500" w:type="dxa"/>
+          </w:tcPr>
+          <w:p>
+            <w:pPr>
+              <w:spacing w:after="40"/>
+            </w:pPr>
+            <w:r>
+              <w:rPr>
+                <w:sz w:val="18"/>
+              </w:rPr>
+              <w:t xml:space="preserve">[ ] ja  [ ] nein</w:t>
+            </w:r>
+          </w:p>
+        </w:tc>
+        <w:tc>
+          <w:tcPr>
+            <w:tcW w:w="1700" w:type="dxa"/>
+          </w:tcPr>
+          <w:p>
+            <w:pPr>
+              <w:spacing w:after="40"/>
+            </w:pPr>
+            <w:r>
+              <w:rPr>
+                <w:sz w:val="18"/>
+              </w:rPr>
+              <w:t xml:space="preserve">[ ] ja  [ ] nein</w:t>
+            </w:r>
+          </w:p>
+        </w:tc>
+        <w:tc>
+          <w:tcPr>
+            <w:tcW w:w="2300" w:type="dxa"/>
+          </w:tcPr>
+          <w:p>
+            <w:pPr>
+              <w:spacing w:after="40"/>
+            </w:pPr>
+            <w:r>
+              <w:rPr>
+                <w:sz w:val="18"/>
+              </w:rPr>
+              <w:t xml:space="preserve"/>
+            </w:r>
+          </w:p>
+        </w:tc>
+      </w:tr>
+      <w:tr>
+        <w:tc>
+          <w:tcPr>
+            <w:tcW w:w="1750" w:type="dxa"/>
+          </w:tcPr>
+          <w:p>
+            <w:pPr>
+              <w:spacing w:after="40"/>
+            </w:pPr>
+            <w:r>
+              <w:rPr>
+                <w:sz w:val="18"/>
+              </w:rPr>
+              <w:t xml:space="preserve">Mail intern</w:t>
+            </w:r>
+          </w:p>
+        </w:tc>
+        <w:tc>
+          <w:tcPr>
+            <w:tcW w:w="1100" w:type="dxa"/>
+          </w:tcPr>
+          <w:p>
+            <w:pPr>
+              <w:spacing w:after="40"/>
+            </w:pPr>
+            <w:r>
+              <w:rPr>
+                <w:sz w:val="18"/>
+              </w:rPr>
+              <w:t xml:space="preserve">Sie / Du</w:t>
+            </w:r>
+          </w:p>
+        </w:tc>
+        <w:tc>
+          <w:tcPr>
+            <w:tcW w:w="1250" w:type="dxa"/>
+          </w:tcPr>
+          <w:p>
+            <w:pPr>
+              <w:spacing w:after="40"/>
+            </w:pPr>
+            <w:r>
+              <w:rPr>
+                <w:sz w:val="18"/>
+              </w:rPr>
+              <w:t xml:space="preserve">____ Wörter</w:t>
+            </w:r>
+          </w:p>
+        </w:tc>
+        <w:tc>
+          <w:tcPr>
+            <w:tcW w:w="1500" w:type="dxa"/>
+          </w:tcPr>
+          <w:p>
+            <w:pPr>
+              <w:spacing w:after="40"/>
+            </w:pPr>
+            <w:r>
+              <w:rPr>
+                <w:sz w:val="18"/>
+              </w:rPr>
+              <w:t xml:space="preserve">[ ] ja  [ ] nein</w:t>
+            </w:r>
+          </w:p>
+        </w:tc>
+        <w:tc>
+          <w:tcPr>
+            <w:tcW w:w="1700" w:type="dxa"/>
+          </w:tcPr>
+          <w:p>
+            <w:pPr>
+              <w:spacing w:after="40"/>
+            </w:pPr>
+            <w:r>
+              <w:rPr>
+                <w:sz w:val="18"/>
+              </w:rPr>
+              <w:t xml:space="preserve">[ ] ja  [ ] nein</w:t>
+            </w:r>
+          </w:p>
+        </w:tc>
+        <w:tc>
+          <w:tcPr>
+            <w:tcW w:w="2300" w:type="dxa"/>
+          </w:tcPr>
+          <w:p>
+            <w:pPr>
+              <w:spacing w:after="40"/>
+            </w:pPr>
+            <w:r>
+              <w:rPr>
+                <w:sz w:val="18"/>
+              </w:rPr>
+              <w:t xml:space="preserve"/>
+            </w:r>
+          </w:p>
+        </w:tc>
+      </w:tr>
+      <w:tr>
+        <w:tc>
+          <w:tcPr>
+            <w:tcW w:w="1750" w:type="dxa"/>
+          </w:tcPr>
+          <w:p>
+            <w:pPr>
+              <w:spacing w:after="40"/>
+            </w:pPr>
+            <w:r>
+              <w:rPr>
+                <w:sz w:val="18"/>
+              </w:rPr>
+              <w:t xml:space="preserve">LinkedIn</w:t>
+            </w:r>
+          </w:p>
+        </w:tc>
+        <w:tc>
+          <w:tcPr>
+            <w:tcW w:w="1100" w:type="dxa"/>
+          </w:tcPr>
+          <w:p>
+            <w:pPr>
+              <w:spacing w:after="40"/>
+            </w:pPr>
+            <w:r>
+              <w:rPr>
+                <w:sz w:val="18"/>
+              </w:rPr>
+              <w:t xml:space="preserve">Sie / Du</w:t>
+            </w:r>
+          </w:p>
+        </w:tc>
+        <w:tc>
+          <w:tcPr>
+            <w:tcW w:w="1250" w:type="dxa"/>
+          </w:tcPr>
+          <w:p>
+            <w:pPr>
+              <w:spacing w:after="40"/>
+            </w:pPr>
+            <w:r>
+              <w:rPr>
+                <w:sz w:val="18"/>
+              </w:rPr>
+              <w:t xml:space="preserve">____ Wörter</w:t>
+            </w:r>
+          </w:p>
+        </w:tc>
+        <w:tc>
+          <w:tcPr>
+            <w:tcW w:w="1500" w:type="dxa"/>
+          </w:tcPr>
+          <w:p>
+            <w:pPr>
+              <w:spacing w:after="40"/>
+            </w:pPr>
+            <w:r>
+              <w:rPr>
+                <w:sz w:val="18"/>
+              </w:rPr>
+              <w:t xml:space="preserve">[ ] ja  [ ] nein</w:t>
+            </w:r>
+          </w:p>
+        </w:tc>
+        <w:tc>
+          <w:tcPr>
+            <w:tcW w:w="1700" w:type="dxa"/>
+          </w:tcPr>
+          <w:p>
+            <w:pPr>
+              <w:spacing w:after="40"/>
+            </w:pPr>
+            <w:r>
+              <w:rPr>
+                <w:sz w:val="18"/>
+              </w:rPr>
+              <w:t xml:space="preserve">[ ] ja  [ ] nein</w:t>
+            </w:r>
+          </w:p>
+        </w:tc>
+        <w:tc>
+          <w:tcPr>
+            <w:tcW w:w="2300" w:type="dxa"/>
+          </w:tcPr>
+          <w:p>
+            <w:pPr>
+              <w:spacing w:after="40"/>
+            </w:pPr>
+            <w:r>
+              <w:rPr>
+                <w:sz w:val="18"/>
+              </w:rPr>
+              <w:t xml:space="preserve"/>
+            </w:r>
+          </w:p>
+        </w:tc>
+      </w:tr>
+      <w:tr>
+        <w:tc>
+          <w:tcPr>
+            <w:tcW w:w="1750" w:type="dxa"/>
+          </w:tcPr>
+          <w:p>
+            <w:pPr>
+              <w:spacing w:after="40"/>
+            </w:pPr>
+            <w:r>
+              <w:rPr>
+                <w:sz w:val="18"/>
+              </w:rPr>
+              <w:t xml:space="preserve">Newsletter</w:t>
+            </w:r>
+          </w:p>
+        </w:tc>
+        <w:tc>
+          <w:tcPr>
+            <w:tcW w:w="1100" w:type="dxa"/>
+          </w:tcPr>
+          <w:p>
+            <w:pPr>
+              <w:spacing w:after="40"/>
+            </w:pPr>
+            <w:r>
+              <w:rPr>
+                <w:sz w:val="18"/>
+              </w:rPr>
+              <w:t xml:space="preserve">Sie / Du</w:t>
+            </w:r>
+          </w:p>
+        </w:tc>
+        <w:tc>
+          <w:tcPr>
+            <w:tcW w:w="1250" w:type="dxa"/>
+          </w:tcPr>
+          <w:p>
+            <w:pPr>
+              <w:spacing w:after="40"/>
+            </w:pPr>
+            <w:r>
+              <w:rPr>
+                <w:sz w:val="18"/>
+              </w:rPr>
+              <w:t xml:space="preserve">____ Wörter</w:t>
+            </w:r>
+          </w:p>
+        </w:tc>
+        <w:tc>
+          <w:tcPr>
+            <w:tcW w:w="1500" w:type="dxa"/>
+          </w:tcPr>
+          <w:p>
+            <w:pPr>
+              <w:spacing w:after="40"/>
+            </w:pPr>
+            <w:r>
+              <w:rPr>
+                <w:sz w:val="18"/>
+              </w:rPr>
+              <w:t xml:space="preserve">[ ] ja  [ ] nein</w:t>
+            </w:r>
+          </w:p>
+        </w:tc>
+        <w:tc>
+          <w:tcPr>
+            <w:tcW w:w="1700" w:type="dxa"/>
+          </w:tcPr>
+          <w:p>
+            <w:pPr>
+              <w:spacing w:after="40"/>
+            </w:pPr>
+            <w:r>
+              <w:rPr>
+                <w:sz w:val="18"/>
+              </w:rPr>
+              <w:t xml:space="preserve">[ ] ja  [ ] nein</w:t>
+            </w:r>
+          </w:p>
+        </w:tc>
+        <w:tc>
+          <w:tcPr>
+            <w:tcW w:w="2300" w:type="dxa"/>
+          </w:tcPr>
+          <w:p>
+            <w:pPr>
+              <w:spacing w:after="40"/>
+            </w:pPr>
+            <w:r>
+              <w:rPr>
+                <w:sz w:val="18"/>
+              </w:rPr>
+              <w:t xml:space="preserve"/>
+            </w:r>
+          </w:p>
+        </w:tc>
+      </w:tr>
+      <w:tr>
+        <w:tc>
+          <w:tcPr>
+            <w:tcW w:w="1750" w:type="dxa"/>
+          </w:tcPr>
+          <w:p>
+            <w:pPr>
+              <w:spacing w:after="40"/>
+            </w:pPr>
+            <w:r>
+              <w:rPr>
+                <w:sz w:val="18"/>
+              </w:rPr>
+              <w:t xml:space="preserve">Webseite</w:t>
+            </w:r>
+          </w:p>
+        </w:tc>
+        <w:tc>
+          <w:tcPr>
+            <w:tcW w:w="1100" w:type="dxa"/>
+          </w:tcPr>
+          <w:p>
+            <w:pPr>
+              <w:spacing w:after="40"/>
+            </w:pPr>
+            <w:r>
+              <w:rPr>
+                <w:sz w:val="18"/>
+              </w:rPr>
+              <w:t xml:space="preserve">Sie / Du</w:t>
+            </w:r>
+          </w:p>
+        </w:tc>
+        <w:tc>
+          <w:tcPr>
+            <w:tcW w:w="1250" w:type="dxa"/>
+          </w:tcPr>
+          <w:p>
+            <w:pPr>
+              <w:spacing w:after="40"/>
+            </w:pPr>
+            <w:r>
+              <w:rPr>
+                <w:sz w:val="18"/>
+              </w:rPr>
+              <w:t xml:space="preserve">____ Wörter</w:t>
+            </w:r>
+          </w:p>
+        </w:tc>
+        <w:tc>
+          <w:tcPr>
+            <w:tcW w:w="1500" w:type="dxa"/>
+          </w:tcPr>
+          <w:p>
+            <w:pPr>
+              <w:spacing w:after="40"/>
+            </w:pPr>
+            <w:r>
+              <w:rPr>
+                <w:sz w:val="18"/>
+              </w:rPr>
+              <w:t xml:space="preserve">[ ] ja  [ ] nein</w:t>
+            </w:r>
+          </w:p>
+        </w:tc>
+        <w:tc>
+          <w:tcPr>
+            <w:tcW w:w="1700" w:type="dxa"/>
+          </w:tcPr>
+          <w:p>
+            <w:pPr>
+              <w:spacing w:after="40"/>
+            </w:pPr>
+            <w:r>
+              <w:rPr>
+                <w:sz w:val="18"/>
+              </w:rPr>
+              <w:t xml:space="preserve">[ ] ja  [ ] nein</w:t>
+            </w:r>
+          </w:p>
+        </w:tc>
+        <w:tc>
+          <w:tcPr>
+            <w:tcW w:w="2300" w:type="dxa"/>
+          </w:tcPr>
+          <w:p>
+            <w:pPr>
+              <w:spacing w:after="40"/>
+            </w:pPr>
+            <w:r>
+              <w:rPr>
+                <w:sz w:val="18"/>
+              </w:rPr>
+              <w:t xml:space="preserve"/>
+            </w:r>
+          </w:p>
+        </w:tc>
+      </w:tr>
+      <w:tr>
+        <w:tc>
+          <w:tcPr>
+            <w:tcW w:w="1750" w:type="dxa"/>
+          </w:tcPr>
+          <w:p>
+            <w:pPr>
+              <w:spacing w:after="40"/>
+            </w:pPr>
+            <w:r>
+              <w:rPr>
+                <w:sz w:val="18"/>
+              </w:rPr>
+              <w:t xml:space="preserve">Rede</w:t>
+            </w:r>
+          </w:p>
+        </w:tc>
+        <w:tc>
+          <w:tcPr>
+            <w:tcW w:w="1100" w:type="dxa"/>
+          </w:tcPr>
+          <w:p>
+            <w:pPr>
+              <w:spacing w:after="40"/>
+            </w:pPr>
+            <w:r>
+              <w:rPr>
+                <w:sz w:val="18"/>
+              </w:rPr>
+              <w:t xml:space="preserve">Sie / Du</w:t>
+            </w:r>
+          </w:p>
+        </w:tc>
+        <w:tc>
+          <w:tcPr>
+            <w:tcW w:w="1250" w:type="dxa"/>
+          </w:tcPr>
+          <w:p>
+            <w:pPr>
+              <w:spacing w:after="40"/>
+            </w:pPr>
+            <w:r>
+              <w:rPr>
+                <w:sz w:val="18"/>
+              </w:rPr>
+              <w:t xml:space="preserve">____ Wörter</w:t>
+            </w:r>
+          </w:p>
+        </w:tc>
+        <w:tc>
+          <w:tcPr>
+            <w:tcW w:w="1500" w:type="dxa"/>
+          </w:tcPr>
+          <w:p>
+            <w:pPr>
+              <w:spacing w:after="40"/>
+            </w:pPr>
+            <w:r>
+              <w:rPr>
+                <w:sz w:val="18"/>
+              </w:rPr>
+              <w:t xml:space="preserve">[ ] ja  [ ] nein</w:t>
+            </w:r>
+          </w:p>
+        </w:tc>
+        <w:tc>
+          <w:tcPr>
+            <w:tcW w:w="1700" w:type="dxa"/>
+          </w:tcPr>
+          <w:p>
+            <w:pPr>
+              <w:spacing w:after="40"/>
+            </w:pPr>
+            <w:r>
+              <w:rPr>
+                <w:sz w:val="18"/>
+              </w:rPr>
+              <w:t xml:space="preserve">[ ] ja  [ ] nein</w:t>
+            </w:r>
+          </w:p>
+        </w:tc>
+        <w:tc>
+          <w:tcPr>
+            <w:tcW w:w="2300" w:type="dxa"/>
+          </w:tcPr>
+          <w:p>
+            <w:pPr>
+              <w:spacing w:after="40"/>
+            </w:pPr>
+            <w:r>
+              <w:rPr>
+                <w:sz w:val="18"/>
+              </w:rPr>
+              <w:t xml:space="preserve"/>
+            </w:r>
+          </w:p>
+        </w:tc>
+      </w:tr>
+      <w:tr>
+        <w:tc>
+          <w:tcPr>
+            <w:tcW w:w="1750" w:type="dxa"/>
+          </w:tcPr>
+          <w:p>
+            <w:pPr>
+              <w:spacing w:after="40"/>
+            </w:pPr>
+            <w:r>
+              <w:rPr>
+                <w:sz w:val="18"/>
+              </w:rPr>
+              <w:t xml:space="preserve">Brief</w:t>
+            </w:r>
+          </w:p>
+        </w:tc>
+        <w:tc>
+          <w:tcPr>
+            <w:tcW w:w="1100" w:type="dxa"/>
+          </w:tcPr>
+          <w:p>
+            <w:pPr>
+              <w:spacing w:after="40"/>
+            </w:pPr>
+            <w:r>
+              <w:rPr>
+                <w:sz w:val="18"/>
+              </w:rPr>
+              <w:t xml:space="preserve">Sie / Du</w:t>
+            </w:r>
+          </w:p>
+        </w:tc>
+        <w:tc>
+          <w:tcPr>
+            <w:tcW w:w="1250" w:type="dxa"/>
+          </w:tcPr>
+          <w:p>
+            <w:pPr>
+              <w:spacing w:after="40"/>
+            </w:pPr>
+            <w:r>
+              <w:rPr>
+                <w:sz w:val="18"/>
+              </w:rPr>
+              <w:t xml:space="preserve">____ Wörter</w:t>
+            </w:r>
+          </w:p>
+        </w:tc>
+        <w:tc>
+          <w:tcPr>
+            <w:tcW w:w="1500" w:type="dxa"/>
+          </w:tcPr>
+          <w:p>
+            <w:pPr>
+              <w:spacing w:after="40"/>
+            </w:pPr>
+            <w:r>
+              <w:rPr>
+                <w:sz w:val="18"/>
+              </w:rPr>
+              <w:t xml:space="preserve">[ ] ja  [ ] nein</w:t>
+            </w:r>
+          </w:p>
+        </w:tc>
+        <w:tc>
+          <w:tcPr>
+            <w:tcW w:w="1700" w:type="dxa"/>
+          </w:tcPr>
+          <w:p>
+            <w:pPr>
+              <w:spacing w:after="40"/>
+            </w:pPr>
+            <w:r>
+              <w:rPr>
+                <w:sz w:val="18"/>
+              </w:rPr>
+              <w:t xml:space="preserve">[ ] ja  [ ] nein</w:t>
+            </w:r>
+          </w:p>
+        </w:tc>
+        <w:tc>
+          <w:tcPr>
+            <w:tcW w:w="2300" w:type="dxa"/>
+          </w:tcPr>
+          <w:p>
+            <w:pPr>
+              <w:spacing w:after="40"/>
+            </w:pPr>
+            <w:r>
+              <w:rPr>
+                <w:sz w:val="18"/>
+              </w:rPr>
+              <w:t xml:space="preserve"/>
+            </w:r>
+          </w:p>
+        </w:tc>
+      </w:tr>
+      <w:tr>
+        <w:tc>
+          <w:tcPr>
+            <w:tcW w:w="1750" w:type="dxa"/>
+          </w:tcPr>
+          <w:p>
+            <w:pPr>
+              <w:spacing w:after="40"/>
+            </w:pPr>
+            <w:r>
+              <w:rPr>
+                <w:sz w:val="18"/>
+              </w:rPr>
+              <w:t xml:space="preserve">Medien</w:t>
+            </w:r>
+          </w:p>
+        </w:tc>
+        <w:tc>
+          <w:tcPr>
+            <w:tcW w:w="1100" w:type="dxa"/>
+          </w:tcPr>
+          <w:p>
+            <w:pPr>
+              <w:spacing w:after="40"/>
+            </w:pPr>
+            <w:r>
+              <w:rPr>
+                <w:sz w:val="18"/>
+              </w:rPr>
+              <w:t xml:space="preserve">Sie / Du</w:t>
+            </w:r>
+          </w:p>
+        </w:tc>
+        <w:tc>
+          <w:tcPr>
+            <w:tcW w:w="1250" w:type="dxa"/>
+          </w:tcPr>
+          <w:p>
+            <w:pPr>
+              <w:spacing w:after="40"/>
+            </w:pPr>
+            <w:r>
+              <w:rPr>
+                <w:sz w:val="18"/>
+              </w:rPr>
+              <w:t xml:space="preserve">____ Wörter</w:t>
+            </w:r>
+          </w:p>
+        </w:tc>
+        <w:tc>
+          <w:tcPr>
+            <w:tcW w:w="1500" w:type="dxa"/>
+          </w:tcPr>
+          <w:p>
+            <w:pPr>
+              <w:spacing w:after="40"/>
+            </w:pPr>
+            <w:r>
+              <w:rPr>
+                <w:sz w:val="18"/>
+              </w:rPr>
+              <w:t xml:space="preserve">[ ] ja  [ ] nein</w:t>
+            </w:r>
+          </w:p>
+        </w:tc>
+        <w:tc>
+          <w:tcPr>
+            <w:tcW w:w="1700" w:type="dxa"/>
+          </w:tcPr>
+          <w:p>
+            <w:pPr>
+              <w:spacing w:after="40"/>
+            </w:pPr>
+            <w:r>
+              <w:rPr>
+                <w:sz w:val="18"/>
+              </w:rPr>
+              <w:t xml:space="preserve">[ ] ja  [ ] nein</w:t>
+            </w:r>
+          </w:p>
+        </w:tc>
+        <w:tc>
+          <w:tcPr>
+            <w:tcW w:w="2300" w:type="dxa"/>
+          </w:tcPr>
+          <w:p>
+            <w:pPr>
+              <w:spacing w:after="40"/>
+            </w:pPr>
+            <w:r>
+              <w:rPr>
+                <w:sz w:val="18"/>
+              </w:rPr>
+              <w:t xml:space="preserve"/>
+            </w:r>
+          </w:p>
+        </w:tc>
+      </w:tr>
+    </w:tbl>
+    <w:p>
+      <w:pPr>
+        <w:spacing w:after="120"/>
+      </w:pPr>
+      <w:r>
+        <w:t xml:space="preserve"/>
+      </w:r>
+    </w:p>
+    <w:p>
+      <w:pPr>
+        <w:spacing w:after="50"/>
+      </w:pPr>
+      <w:r>
+        <w:t xml:space="preserve">Eintrag in die Brand Voice (macht die Analyse aus diesen Antworten): «Stilmittel erlaubt: Dreierketten (Webseite, LinkedIn); Gegenüberstellungen (Webseite)». Ohne Eintrag gilt die strenge Linie.</w:t>
       </w:r>
     </w:p>
     <w:p>

--- a/rhetoriq-app/server/templates/workshop/RhetorIQ_Workshop_Erfassungsbogen.docx
+++ b/rhetoriq-app/server/templates/workshop/RhetorIQ_Workshop_Erfassungsbogen.docx
@@ -35,7 +35,7 @@
         <w:spacing w:after="140"/>
       </w:pPr>
       <w:r>
-        <w:t xml:space="preserve">Dieser Bogen wird direkt während oder unmittelbar nach dem Workshop "Die Stimme finden" ausgefüllt. Er ist so aufgebaut, dass sein Inhalt anschliessend 1:1 in das Brand-Voice-Modul von RhetorIQ eingegeben werden kann — die Felder entsprechen genau dem, was die KI dort verarbeitet.</w:t>
+        <w:t xml:space="preserve">Dieser Bogen wird direkt während oder unmittelbar nach dem Workshop "Die Stimme finden" ausgefüllt. Er ist so aufgebaut, dass sein Inhalt anschliessend 1:1 in das Brand-Voice-Modul von RhetorIQ eingegeben werden kann, die Felder entsprechen genau dem, was die KI dort verarbeitet.</w:t>
       </w:r>
     </w:p>
     <w:p>
@@ -56,7 +56,7 @@
           <w:i/>
           <w:iCs/>
         </w:rPr>
-        <w:t xml:space="preserve">Immer wörtliche Original-Formulierungen eintragen, nie eigene Zusammenfassungen. Die KI erkennt die authentische Stimme an wiederkehrenden Wörtern, Bildern und Widersprüchen im echten Rohmaterial — eine Zusammenfassung glättet genau das weg, worauf es ankommt. Je mehr echter Originaltext, desto präziser die extrahierte Stimme.</w:t>
+        <w:t xml:space="preserve">Immer wörtliche Original-Formulierungen eintragen, keine eigenen Zusammenfassungen. Die KI erkennt die authentische Stimme an wiederkehrenden Wörtern, Bildern und Widersprüchen im echten Rohmaterial. Eine Zusammenfassung glättet genau das, worauf es ankommt. Je mehr echter Originaltext, desto präziser die extrahierte Stimme.</w:t>
       </w:r>
     </w:p>
     <w:p>
@@ -72,7 +72,7 @@
         <w:pStyle w:val="Heading1"/>
       </w:pPr>
       <w:r>
-        <w:t xml:space="preserve">Teil A — Basisdaten</w:t>
+        <w:t xml:space="preserve">Teil A: Basisdaten</w:t>
       </w:r>
     </w:p>
     <w:p>
@@ -172,7 +172,7 @@
           <w:b/>
           <w:bCs/>
         </w:rPr>
-        <w:t xml:space="preserve">Kernwerte — die 2 aus Übung 1, unverändert wie im Workshop formuliert</w:t>
+        <w:t>Kernwerte: die 2 aus Übung 1, unverändert wie im Workshop formuliert</w:t>
       </w:r>
     </w:p>
     <w:p>
@@ -210,7 +210,7 @@
         <w:pStyle w:val="Heading1"/>
       </w:pPr>
       <w:r>
-        <w:t xml:space="preserve">Teil B — Rohmaterial für die KI</w:t>
+        <w:t xml:space="preserve">Teil B: Rohmaterial für die KI</w:t>
       </w:r>
     </w:p>
     <w:p>
@@ -218,7 +218,7 @@
         <w:spacing w:after="140"/>
       </w:pPr>
       <w:r>
-        <w:t xml:space="preserve">Dies ist der wichtigste Teil dieses Bogens. Alles hier wird als Quelltext in das Feld "Source texts" des Brand-Voice-Moduls eingefügt — vollständig, unbearbeitet, mit allen Ecken und Kanten.</w:t>
+        <w:t xml:space="preserve">Dies ist der wichtigste Teil dieses Bogens. Alles hier wird als Quelltext in das Feld «Source texts» des Brand-Voice-Moduls eingefügt: vollständig, unbearbeitet, mit allen Ecken und Kanten.</w:t>
       </w:r>
     </w:p>
     <w:p>
@@ -226,7 +226,7 @@
         <w:pStyle w:val="Heading2"/>
       </w:pPr>
       <w:r>
-        <w:t xml:space="preserve">B1 — Absicht (Übung 2)</w:t>
+        <w:t xml:space="preserve">B1: Absicht (Übung 2)</w:t>
       </w:r>
     </w:p>
     <w:p>
@@ -234,7 +234,7 @@
         <w:spacing w:after="140"/>
       </w:pPr>
       <w:r>
-        <w:t xml:space="preserve">Die persönliche Antwort auf "Was will ich mit meinem Unternehmen wirklich bewirken?" — wortwörtlich wie aufgeschrieben, auch wenn sie unfertig oder umgangssprachlich klingt.</w:t>
+        <w:t xml:space="preserve">Die persönliche Antwort auf «Was will ich mit meinem Unternehmen wirklich bewirken?», wortwörtlich wie aufgeschrieben, auch wenn sie unfertig oder umgangssprachlich klingt.</w:t>
       </w:r>
     </w:p>
     <w:p>
@@ -298,7 +298,7 @@
         <w:pStyle w:val="Heading2"/>
       </w:pPr>
       <w:r>
-        <w:t xml:space="preserve">B2 — Reale Texte (Übung 4)</w:t>
+        <w:t xml:space="preserve">B2: Reale Texte (Übung 4)</w:t>
       </w:r>
     </w:p>
     <w:p>
@@ -306,7 +306,7 @@
         <w:spacing w:after="140"/>
       </w:pPr>
       <w:r>
-        <w:t xml:space="preserve">Die 2-3 mitgebrachten oder live geschriebenen Original-Texte (E-Mail, LinkedIn-Post, Rede-Ausschnitt) — komplett und unverändert, inklusive Anrede, Grussformel, Tippfehler falls vorhanden.</w:t>
+        <w:t xml:space="preserve">Die 2-3 mitgebrachten oder live geschriebenen Original-Texte (E-Mail, LinkedIn-Post, Rede-Ausschnitt), komplett und unverändert, inklusive Anrede, Grussformel, Tippfehler falls vorhanden.</w:t>
       </w:r>
     </w:p>
     <w:p>
@@ -515,7 +515,7 @@
         <w:pStyle w:val="Heading2"/>
       </w:pPr>
       <w:r>
-        <w:t xml:space="preserve">B3 — Kontrastübung (Übung 5)</w:t>
+        <w:t xml:space="preserve">B3: Kontrastübung (Übung 5)</w:t>
       </w:r>
     </w:p>
     <w:p>
@@ -523,7 +523,7 @@
         <w:spacing w:after="140"/>
       </w:pPr>
       <w:r>
-        <w:t xml:space="preserve">Beide Sätze wörtlich eintragen — der Kontrast zwischen falscher und echter Stimme ist für die KI ein starkes Signal, was die Stimme NICHT ist.</w:t>
+        <w:t xml:space="preserve">Beide Sätze wörtlich eintragen. Der Kontrast zwischen falscher und echter Stimme ist für die KI ein starkes Signal dafür, was die Stimme ausschliesst.</w:t>
       </w:r>
     </w:p>
     <w:p>
@@ -599,7 +599,7 @@
         <w:pStyle w:val="Heading2"/>
       </w:pPr>
       <w:r>
-        <w:t xml:space="preserve">B4 — Stimm-Adjektive (Übung 6)</w:t>
+        <w:t xml:space="preserve">B4: Stimm-Adjektive (Übung 6)</w:t>
       </w:r>
     </w:p>
     <w:p>
@@ -660,7 +660,7 @@
         <w:pStyle w:val="Heading2"/>
       </w:pPr>
       <w:r>
-        <w:t xml:space="preserve">B5 — Zusätzliches Referenzmaterial (optional, aber wertvoll)</w:t>
+        <w:t xml:space="preserve">B5: Zusätzliches Referenzmaterial (optional, aber wertvoll)</w:t>
       </w:r>
     </w:p>
     <w:p>
@@ -668,7 +668,7 @@
         <w:spacing w:after="140"/>
       </w:pPr>
       <w:r>
-        <w:t xml:space="preserve">Weitere echte Texte des Unternehmens, die NICHT im Workshop entstanden sind, aber die Stimme zusätzlich belegen: eine bestehende Über-uns-Seite, eine typische Kunden-E-Mail aus dem Alltag, ein Newsletter, eine Rede. Je mehr, desto zuverlässiger die Extraktion.</w:t>
+        <w:t xml:space="preserve">Weitere echte Texte des Unternehmens, die nicht im Workshop entstanden sind und die Stimme zusätzlich belegen: eine bestehende Über-uns-Seite, eine typische Kunden-E-Mail aus dem Alltag, ein Newsletter, eine Rede. Je mehr, desto zuverlässiger die Extraktion. Grosse Referenztexte werden heute als Ganzes verarbeitet; wenige, gezielt gewählte Texte sind besser als ein ganzer Ordner.</w:t>
       </w:r>
     </w:p>
     <w:p>
@@ -732,7 +732,7 @@
         <w:pStyle w:val="Heading2"/>
       </w:pPr>
       <w:r>
-        <w:t xml:space="preserve">B6 — Stilregeln der Marke (Übung 9)</w:t>
+        <w:t xml:space="preserve">B6: Stilregeln der Marke (Übung 9)</w:t>
       </w:r>
     </w:p>
     <w:p>
@@ -740,7 +740,7 @@
         <w:spacing w:after="140"/>
       </w:pPr>
       <w:r>
-        <w:t xml:space="preserve">Diese Checkliste geht ihr im Workshop gemeinsam durch. Was der Kunde nicht sofort weiss, wird aus seinen Texten und dem Gespräch abgeleitet: Welche Muster kommen vor, was klingt richtig? Zu jedem Punkt vermerken, woher die Antwort stammt. Gedankenstriche, Floskeln, ß und Markdown sind immer ausgeschlossen und werden nicht abgefragt.</w:t>
+        <w:t xml:space="preserve">Diese Checkliste geht die Beraterin im Workshop gemeinsam mit der Kundschaft durch (Leitfaden, Übung 9). Was die Kundschaft nicht sofort weiss, wird aus ihren Texten und dem Gespräch abgeleitet: Welche Muster kommen vor, was klingt richtig? Zu jedem Punkt die Quelle ankreuzen. Gedankenstriche, Floskeln, ß und Markdown sind immer ausgeschlossen und werden nicht abgefragt.</w:t>
       </w:r>
     </w:p>
     <w:p>
@@ -1233,7 +1233,7 @@
           <w:sz w:val="19"/>
           <w:szCs w:val="19"/>
         </w:rPr>
-        <w:t xml:space="preserve">Pro Textart ankreuzen oder eintragen. Dreierketten und Gegenüberstellungen («nicht X, sondern Y») sind nur dort erlaubt, wo sie ausdrücklich angekreuzt sind, höchstens einmal pro Text. Marketing (Webseite, LinkedIn) ist meist offener als geschäftliche Mails.</w:t>
+        <w:t xml:space="preserve">Pro Textart ankreuzen oder eintragen. Dreierketten und Gegenüberstellungen (Kontrastfiguren der Form «nicht X, sondern Y») gelten nur dort, wo sie ausdrücklich angekreuzt sind. Ohne Eintrag gelten die Grundregeln der Plattform: Gegenüberstellungen in Rede und Präsentation einige, in Webseite, LinkedIn und Newsletter höchstens eine, in Mails, Briefen, Angeboten und Mitteilungen keine. Marketing ist meist offener als geschäftliche Mails.</w:t>
       </w:r>
     </w:p>
     <w:tbl>
@@ -2171,7 +2171,7 @@
         <w:spacing w:after="50"/>
       </w:pPr>
       <w:r>
-        <w:t xml:space="preserve">Eintrag in die Brand Voice (macht die Analyse aus diesen Antworten): «Stilmittel erlaubt: Dreierketten (Webseite, LinkedIn); Gegenüberstellungen (Webseite)». Ohne Eintrag gilt die strenge Linie.</w:t>
+        <w:t xml:space="preserve">Eintrag in die Brand Voice (macht die Analyse aus diesen Antworten): «Stilmittel erlaubt: Dreierketten (Webseite, LinkedIn); Gegenüberstellungen (Webseite)». Ohne Eintrag lautet die Zeile «Stilmittel erlaubt: keine». Bei den Textarten gelten die Namen der Matrix: Mail, LinkedIn, Newsletter, Webseite, Rede, Brief, Medien.</w:t>
       </w:r>
     </w:p>
     <w:p>
@@ -2187,7 +2187,7 @@
         <w:pStyle w:val="Heading1"/>
       </w:pPr>
       <w:r>
-        <w:t xml:space="preserve">Teil C — So übergeben Sie es an RhetorIQ</w:t>
+        <w:t xml:space="preserve">Teil C: So übergeben Sie es an RhetorIQ</w:t>
       </w:r>
     </w:p>
     <w:p>
@@ -2200,7 +2200,7 @@
         <w:spacing w:after="70"/>
       </w:pPr>
       <w:r>
-        <w:t xml:space="preserve">Modul "Brand Voice" öffnen (Company oder Individual, je nach Workshop-Teilnehmendem).</w:t>
+        <w:t xml:space="preserve">Modul «Brand Voice» öffnen (Firma oder Einzelperson, je nach Teilnehmendem).</w:t>
       </w:r>
     </w:p>
     <w:p>
@@ -2226,7 +2226,7 @@
         <w:spacing w:after="70"/>
       </w:pPr>
       <w:r>
-        <w:t xml:space="preserve">Teil B vollständig und unverändert in das Feld für die Quelltexte einfügen — B1 bis B5 einfach hintereinander, mit einer Leerzeile getrennt. Keine Kürzung, keine Glättung.</w:t>
+        <w:t xml:space="preserve">Teil B vollständig und unverändert in das Feld für die Quelltexte einfügen, B1 bis B5 einfach hintereinander, mit einer Leerzeile getrennt. Keine Kürzung, keine Glättung.</w:t>
       </w:r>
     </w:p>
     <w:p>
@@ -2239,7 +2239,7 @@
         <w:spacing w:after="70"/>
       </w:pPr>
       <w:r>
-        <w:t xml:space="preserve">B6 gehört zum Rohmaterial in Teil B und wird mit eingefügt. Die Brand-Voice-Analyse hält die Stilmittel (Gegenüberstellungen, Dreierketten) selbst in der Brand Voice fest, in einer Zeile «Stilmittel erlaubt: ...». Beim Gegenlesen prüfen, ob diese Zeile zu den Antworten aus B6 passt. Ohne belegte Stilmittel lautet sie «keine».</w:t>
+        <w:t xml:space="preserve">B6 gehört zum Rohmaterial in Teil B und wird mit eingefügt. Die Brand-Voice-Analyse legt die Gliederung und die Zeile «Stilmittel erlaubt: ...» selbst an. Beim Gegenlesen prüfen, ob diese Zeile zu den Antworten aus B6 passt. Wortverbote stehen immer mit ihren Ausnahmen in der Brand Voice (Slogans, Claims, Eigen- und Produktnamen, Titel, Zitate). Gedankenstriche stehen nicht in der Brand Voice.</w:t>
       </w:r>
     </w:p>
     <w:p>
@@ -2265,7 +2265,7 @@
         <w:spacing w:after="70"/>
       </w:pPr>
       <w:r>
-        <w:t xml:space="preserve">Bei Abweichungen: nicht das KI-Ergebnis manuell umschreiben, sondern zusätzliches Rohmaterial aus Teil B5 ergänzen und neu generieren — die Präzision steigt mit mehr echtem Text, nicht mit nachträglicher Korrektur.</w:t>
+        <w:t xml:space="preserve">Bei Abweichungen das KI-Ergebnis nicht manuell umschreiben, sondern zusätzliches Rohmaterial aus Teil B5 ergänzen und neu generieren. Die Präzision steigt mit mehr echtem Text.</w:t>
       </w:r>
     </w:p>
     <w:p>
